--- a/testakten/selbstvertreter-amtsgericht-kuechentisch-kaufpreis/02_angebot_rechnung_und_lieferzettel.docx
+++ b/testakten/selbstvertreter-amtsgericht-kuechentisch-kaufpreis/02_angebot_rechnung_und_lieferzettel.docx
@@ -48,7 +48,7 @@
         <w:jc w:val="left"/>
       </w:pPr>
       <w:r>
-        <w:t>Telefon 0511 400780, E-Mail werkstatt@braun-sohn.example</w:t>
+        <w:t>Telefon 0511 400780, E-Mail werkstatt@braun-sohn.de</w:t>
       </w:r>
     </w:p>
     <w:p>
